--- a/docs/project-book.docx
+++ b/docs/project-book.docx
@@ -143,7 +143,7 @@
           <w:numId w:val="2"/>
         </w:numPr>
       </w:pPr>
-      <w:hyperlink w:history="1" r:id="rIds62mkcuhyuzskwobqzqcb">
+      <w:hyperlink w:history="1" r:id="rId0g0moj1f8fjyrfmhtakka">
         <w:r>
           <w:rPr>
             <w:rStyle w:val="Hyperlink"/>
@@ -161,7 +161,7 @@
           <w:numId w:val="2"/>
         </w:numPr>
       </w:pPr>
-      <w:hyperlink w:history="1" r:id="rIdzka2yryldwjnk6_opzicu">
+      <w:hyperlink w:history="1" r:id="rId6rpxoqofoliqcjaeqbubl">
         <w:r>
           <w:rPr>
             <w:rStyle w:val="Hyperlink"/>
@@ -179,7 +179,7 @@
           <w:numId w:val="2"/>
         </w:numPr>
       </w:pPr>
-      <w:hyperlink w:history="1" r:id="rIdvcjczoia5kpqkragu095t">
+      <w:hyperlink w:history="1" r:id="rIdptxlon3fbnkwywzhi9gmc">
         <w:r>
           <w:rPr>
             <w:rStyle w:val="Hyperlink"/>
@@ -197,7 +197,7 @@
           <w:numId w:val="2"/>
         </w:numPr>
       </w:pPr>
-      <w:hyperlink w:history="1" r:id="rIdymilcbkvuxql3uq97rqiz">
+      <w:hyperlink w:history="1" r:id="rIdsfa43iadaraxkbk_wr1vq">
         <w:r>
           <w:rPr>
             <w:rStyle w:val="Hyperlink"/>
@@ -215,7 +215,7 @@
           <w:numId w:val="2"/>
         </w:numPr>
       </w:pPr>
-      <w:hyperlink w:history="1" r:id="rIdv7ma7yof-d0jdtjphjpsn">
+      <w:hyperlink w:history="1" r:id="rId7iv2miy9cxpktkxat6gnd">
         <w:r>
           <w:rPr>
             <w:rStyle w:val="Hyperlink"/>
@@ -233,7 +233,7 @@
           <w:numId w:val="2"/>
         </w:numPr>
       </w:pPr>
-      <w:hyperlink w:history="1" r:id="rIdgzkfurynqsyul4fqei46u">
+      <w:hyperlink w:history="1" r:id="rIdgguegopmprlee2646x7es">
         <w:r>
           <w:rPr>
             <w:rStyle w:val="Hyperlink"/>
@@ -251,7 +251,7 @@
           <w:numId w:val="2"/>
         </w:numPr>
       </w:pPr>
-      <w:hyperlink w:history="1" r:id="rIdyp_ehol65jq341bllh48p">
+      <w:hyperlink w:history="1" r:id="rIdrnbiq8crlp8irufccrukh">
         <w:r>
           <w:rPr>
             <w:rStyle w:val="Hyperlink"/>
@@ -269,7 +269,7 @@
           <w:numId w:val="2"/>
         </w:numPr>
       </w:pPr>
-      <w:hyperlink w:history="1" r:id="rIdb213sz27tdv0kvexfepu-">
+      <w:hyperlink w:history="1" r:id="rIdealjkvrz7mtl9yk_bcrep">
         <w:r>
           <w:rPr>
             <w:rStyle w:val="Hyperlink"/>
@@ -287,7 +287,7 @@
           <w:numId w:val="2"/>
         </w:numPr>
       </w:pPr>
-      <w:hyperlink w:history="1" r:id="rId5z5uni98loet2t3xa1149">
+      <w:hyperlink w:history="1" r:id="rIdx8kf09ujhnmcxxll-eent">
         <w:r>
           <w:rPr>
             <w:rStyle w:val="Hyperlink"/>
@@ -305,7 +305,7 @@
           <w:numId w:val="2"/>
         </w:numPr>
       </w:pPr>
-      <w:hyperlink w:history="1" r:id="rIdm0_3qg4njdmfxhy7qfx58">
+      <w:hyperlink w:history="1" r:id="rIddjjbxhtxpij8kwaltme68">
         <w:r>
           <w:rPr>
             <w:rStyle w:val="Hyperlink"/>
@@ -323,7 +323,7 @@
           <w:numId w:val="2"/>
         </w:numPr>
       </w:pPr>
-      <w:hyperlink w:history="1" r:id="rIdjofi_clgy6ndb5etk7dfx">
+      <w:hyperlink w:history="1" r:id="rIdz14yib6u8jhqbvfqj4ec4">
         <w:r>
           <w:rPr>
             <w:rStyle w:val="Hyperlink"/>
@@ -341,7 +341,7 @@
           <w:numId w:val="2"/>
         </w:numPr>
       </w:pPr>
-      <w:hyperlink w:history="1" r:id="rIdxdim3kpe7wkgljl2jdvf8">
+      <w:hyperlink w:history="1" r:id="rIdtwmxocpy_c8clvjtoptl0">
         <w:r>
           <w:rPr>
             <w:rStyle w:val="Hyperlink"/>
@@ -359,7 +359,7 @@
           <w:numId w:val="2"/>
         </w:numPr>
       </w:pPr>
-      <w:hyperlink w:history="1" r:id="rIdfdrva2dsp1ihrfby6-jna">
+      <w:hyperlink w:history="1" r:id="rIdzatw8misz2cxa9k3wtms7">
         <w:r>
           <w:rPr>
             <w:rStyle w:val="Hyperlink"/>
@@ -4464,7 +4464,7 @@
         </w:rPr>
         <w:t xml:space="preserve">A técnica multi-perspectiva (R2) é adaptada — não importada — da pesquisa publicada: Shao et al., *STORM*, NAACL 2024 (</w:t>
       </w:r>
-      <w:hyperlink w:history="1" r:id="rIdf5zwc85uzfvwsly9l7ao5">
+      <w:hyperlink w:history="1" r:id="rIddqkojnjxkw-m5oc1sozls">
         <w:r>
           <w:rPr>
             <w:rStyle w:val="Hyperlink"/>
@@ -7095,7 +7095,21 @@
         <w:rPr>
           <w:rFonts w:ascii="Calibri" w:cs="Calibri" w:eastAsia="Calibri" w:hAnsi="Calibri"/>
         </w:rPr>
-        <w:t xml:space="preserve">   complementa a heurística determinística atual (</w:t>
+        <w:t xml:space="preserve">   </w:t>
+      </w:r>
+      <w:r>
+        <w:rPr>
+          <w:rFonts w:ascii="Calibri" w:cs="Calibri" w:eastAsia="Calibri" w:hAnsi="Calibri"/>
+          <w:b/>
+          <w:bCs/>
+        </w:rPr>
+        <w:t xml:space="preserve">parcialmente implementado</w:t>
+      </w:r>
+      <w:r>
+        <w:rPr>
+          <w:rFonts w:ascii="Calibri" w:cs="Calibri" w:eastAsia="Calibri" w:hAnsi="Calibri"/>
+        </w:rPr>
+        <w:t xml:space="preserve">: tradução do tema para inglês (</w:t>
       </w:r>
       <w:r>
         <w:rPr>
@@ -7104,13 +7118,13 @@
           <w:szCs w:val="20"/>
           <w:shd w:fill="F0F0F0" w:val="clear"/>
         </w:rPr>
-        <w:t xml:space="preserve">industrial_scope.py</w:t>
-      </w:r>
-      <w:r>
-        <w:rPr>
-          <w:rFonts w:ascii="Calibri" w:cs="Calibri" w:eastAsia="Calibri" w:hAnsi="Calibri"/>
-        </w:rPr>
-        <w:t xml:space="preserve">) com nuance    de domínio que uma lista fixa de termos não alcança.</w:t>
+        <w:t xml:space="preserve">theme_translator.py</w:t>
+      </w:r>
+      <w:r>
+        <w:rPr>
+          <w:rFonts w:ascii="Calibri" w:cs="Calibri" w:eastAsia="Calibri" w:hAnsi="Calibri"/>
+        </w:rPr>
+        <w:t xml:space="preserve">)    já em produção, resolvendo a fatia dominante do ruído cross-idioma. Em aberto:    expansão com sinônimos e termos técnicos específicos do setor, além de tradução    literal.</w:t>
       </w:r>
     </w:p>
     <w:p>
@@ -7958,7 +7972,7 @@
         </w:rPr>
         <w:t xml:space="preserve">  *Assisting in Writing Wikipedia-like Articles From Scratch with Large Language   Models*. NAACL 2024. </w:t>
       </w:r>
-      <w:hyperlink w:history="1" r:id="rId5s5_rcmxspo24zeh7wz9_">
+      <w:hyperlink w:history="1" r:id="rIdpxnp4ebwfnnbfnmdsdmux">
         <w:r>
           <w:rPr>
             <w:rStyle w:val="Hyperlink"/>
@@ -7993,7 +8007,7 @@
         </w:rPr>
         <w:t xml:space="preserve">  Unknowns: Engaged Human Learning through Participation in Language Model Agent   Conversations*. EMNLP 2024. </w:t>
       </w:r>
-      <w:hyperlink w:history="1" r:id="rIdxpy5laiemjppgbv911ifr">
+      <w:hyperlink w:history="1" r:id="rIdxcg83c50smpdktbpw1zzo">
         <w:r>
           <w:rPr>
             <w:rStyle w:val="Hyperlink"/>
